--- a/fra/docx/02.content.docx
+++ b/fra/docx/02.content.docx
@@ -11019,19 +11019,7 @@
         <w:rPr>
           <w:lang w:val="fr_FR" w:bidi="fr_FR"/>
         </w:rPr>
-        <w:t xml:space="preserve">; voir aussi </w:t>
-      </w:r>
-      <w:r>
-        <w:rPr>
-          <w:lang w:val="fr_FR" w:bidi="fr_FR"/>
-        </w:rPr>
-        <w:t>Introduction au livre de l'Exode</w:t>
-      </w:r>
-      <w:r>
-        <w:rPr>
-          <w:lang w:val="fr_FR" w:bidi="fr_FR"/>
-        </w:rPr>
-        <w:t>, La Date de l'Exode.</w:t>
+        <w:t>; voir aussi Introduction au livre de l'Exode, La Date de l'Exode.</w:t>
       </w:r>
       <w:r>
         <w:rPr>
